--- a/docs/custom-reference-doc.docx
+++ b/docs/custom-reference-doc.docx
@@ -151,10 +151,21 @@
         <w:rPr>
           <w:rStyle w:val="VerbatimChar"/>
         </w:rPr>
-        <w:t xml:space="preserve"> Verbatim Char </w:t>
-      </w:r>
-      <w:r>
-        <w:t xml:space="preserve"> .   </w:t>
+        <w:t xml:space="preserve"> Verbatim </w:t>
+      </w:r>
+      <w:proofErr w:type="gramStart"/>
+      <w:r>
+        <w:rPr>
+          <w:rStyle w:val="VerbatimChar"/>
+        </w:rPr>
+        <w:t xml:space="preserve">Char </w:t>
+      </w:r>
+      <w:r>
+        <w:t xml:space="preserve"> .</w:t>
+      </w:r>
+      <w:proofErr w:type="gramEnd"/>
+      <w:r>
+        <w:t xml:space="preserve">   </w:t>
       </w:r>
       <w:hyperlink r:id="rId7">
         <w:r>
@@ -274,7 +285,15 @@
         <w:pStyle w:val="DefinitionTerm"/>
       </w:pPr>
       <w:r>
-        <w:t xml:space="preserve"> DefinitionTerm </w:t>
+        <w:t xml:space="preserve"> </w:t>
+      </w:r>
+      <w:proofErr w:type="spellStart"/>
+      <w:r>
+        <w:t>DefinitionTerm</w:t>
+      </w:r>
+      <w:proofErr w:type="spellEnd"/>
+      <w:r>
+        <w:t xml:space="preserve"> </w:t>
       </w:r>
     </w:p>
     <w:p>
@@ -290,7 +309,15 @@
         <w:pStyle w:val="DefinitionTerm"/>
       </w:pPr>
       <w:r>
-        <w:t xml:space="preserve"> DefinitionTerm </w:t>
+        <w:t xml:space="preserve"> </w:t>
+      </w:r>
+      <w:proofErr w:type="spellStart"/>
+      <w:r>
+        <w:t>DefinitionTerm</w:t>
+      </w:r>
+      <w:proofErr w:type="spellEnd"/>
+      <w:r>
+        <w:t xml:space="preserve"> </w:t>
       </w:r>
     </w:p>
     <w:p>
@@ -490,6 +517,9 @@
       </w:r>
       <w:r>
         <w:t xml:space="preserve"> Footnote Text.</w:t>
+      </w:r>
+      <w:r>
+        <w:t>ddd</w:t>
       </w:r>
     </w:p>
   </w:footnote>
@@ -1099,8 +1129,10 @@
     <w:name w:val="Body Text"/>
     <w:basedOn w:val="Standard"/>
     <w:qFormat/>
+    <w:rsid w:val="003B19E3"/>
     <w:pPr>
       <w:spacing w:before="180" w:after="180"/>
+      <w:jc w:val="both"/>
     </w:pPr>
   </w:style>
   <w:style w:type="paragraph" w:customStyle="1" w:styleId="FirstParagraph">
@@ -1108,6 +1140,10 @@
     <w:basedOn w:val="Textkrper"/>
     <w:next w:val="Textkrper"/>
     <w:qFormat/>
+    <w:rsid w:val="003550C4"/>
+    <w:pPr>
+      <w:jc w:val="left"/>
+    </w:pPr>
   </w:style>
   <w:style w:type="paragraph" w:customStyle="1" w:styleId="Compact">
     <w:name w:val="Compact"/>
@@ -1231,10 +1267,12 @@
     <w:basedOn w:val="Standard"/>
     <w:next w:val="Textkrper"/>
     <w:qFormat/>
+    <w:rsid w:val="00A10069"/>
     <w:pPr>
       <w:keepNext/>
       <w:keepLines/>
       <w:spacing w:before="100" w:after="300"/>
+      <w:jc w:val="both"/>
     </w:pPr>
     <w:rPr>
       <w:sz w:val="20"/>
@@ -1379,7 +1417,10 @@
     <w:uiPriority w:val="9"/>
     <w:unhideWhenUsed/>
     <w:qFormat/>
-    <w:rsid w:val="007B074A"/>
+    <w:rsid w:val="00BB1E8B"/>
+    <w:pPr>
+      <w:jc w:val="both"/>
+    </w:pPr>
     <w:rPr>
       <w:sz w:val="22"/>
     </w:rPr>
